--- a/Supplementary Figures and Tables/Table S17.docx
+++ b/Supplementary Figures and Tables/Table S17.docx
@@ -64,7 +64,36 @@
           <w:szCs w:val="28"/>
           <w:lang w:val="en-US" w:eastAsia="zh-CN"/>
         </w:rPr>
-        <w:t>Characteristics of all participants by county and sex. Std. = standard deviation.</w:t>
+        <w:t>Characteristics of all participants by</w:t>
+      </w:r>
+      <w:r>
+        <w:rPr>
+          <w:rFonts w:hint="eastAsia" w:ascii="Times New Roman" w:hAnsi="Times New Roman" w:cs="Times New Roman"/>
+          <w:sz w:val="28"/>
+          <w:szCs w:val="28"/>
+          <w:lang w:val="en-US" w:eastAsia="zh-CN"/>
+        </w:rPr>
+        <w:t xml:space="preserve"> data source,</w:t>
+      </w:r>
+      <w:r>
+        <w:rPr>
+          <w:rFonts w:hint="default" w:ascii="Times New Roman" w:hAnsi="Times New Roman" w:cs="Times New Roman"/>
+          <w:sz w:val="28"/>
+          <w:szCs w:val="28"/>
+          <w:lang w:val="en-US" w:eastAsia="zh-CN"/>
+        </w:rPr>
+        <w:t xml:space="preserve"> county and sex. Std. = stan</w:t>
+      </w:r>
+      <w:bookmarkStart w:id="1" w:name="_GoBack"/>
+      <w:bookmarkEnd w:id="1"/>
+      <w:r>
+        <w:rPr>
+          <w:rFonts w:hint="default" w:ascii="Times New Roman" w:hAnsi="Times New Roman" w:cs="Times New Roman"/>
+          <w:sz w:val="28"/>
+          <w:szCs w:val="28"/>
+          <w:lang w:val="en-US" w:eastAsia="zh-CN"/>
+        </w:rPr>
+        <w:t>dard deviation.</w:t>
       </w:r>
     </w:p>
     <w:tbl>
@@ -1499,7 +1528,6 @@
           </w:p>
         </w:tc>
       </w:tr>
-      <w:bookmarkEnd w:id="1"/>
       <w:tr>
         <w:tblPrEx>
           <w:tblBorders>
@@ -50176,7 +50204,6 @@
                 <w:lang w:val="en-US" w:eastAsia="zh-CN"/>
               </w:rPr>
             </w:pPr>
-            <w:bookmarkStart w:id="2" w:name="_GoBack" w:colFirst="0" w:colLast="17"/>
             <w:r>
               <w:rPr>
                 <w:rFonts w:hint="eastAsia" w:ascii="Times New Roman" w:hAnsi="Times New Roman" w:cs="Times New Roman"/>
